--- a/packages/document-engine/templates/fire/1.1_fire_decision_organization.docx
+++ b/packages/document-engine/templates/fire/1.1_fire_decision_organization.docx
@@ -2094,12 +2094,9 @@
         <w:pStyle w:val="HTMLPreformatted"/>
         <w:widowControl/>
         <w:numPr>
-          <w:ilvl w:val="1"/>
+          <w:ilvl w:val="0"/>
           <w:numId w:val="5"/>
         </w:numPr>
-        <w:tabs>
-          <w:tab w:val="clear" w:pos="916"/>
-        </w:tabs>
         <w:spacing w:before="0" w:after="40"/>
         <w:jc w:val="left"/>
         <w:rPr>

--- a/packages/document-engine/templates/fire/1.1_fire_decision_organization.docx
+++ b/packages/document-engine/templates/fire/1.1_fire_decision_organization.docx
@@ -3020,7 +3020,7 @@
         <w:pStyle w:val="Normal"/>
         <w:keepNext w:val="false"/>
         <w:widowControl/>
-        <w:spacing w:before="0" w:after="480"/>
+        <w:spacing w:before="0" w:after="120"/>
         <w:ind w:hanging="0" w:left="0" w:right="0"/>
         <w:jc w:val="center"/>
         <w:rPr>

--- a/packages/document-engine/templates/fire/1.1_fire_decision_organization.docx
+++ b/packages/document-engine/templates/fire/1.1_fire_decision_organization.docx
@@ -138,7 +138,7 @@
           <w:szCs w:val="20"/>
           <w:lang w:val="ro-RO"/>
         </w:rPr>
-        <w:t>2006 – Art. 19 lit. a) și ale OMAI 163/2007 – Art. 17 lit. a), {{client.representativeName}}, în calitate de {{client.representativeRole}} în cadrul {{client.legalNa</w:t>
+        <w:t>2006 – art. 19 lit. a) și ale OMAI 163/2007 – art. 17 lit. a), {{client.representativeName}}, în calitate de {{fire.representativeRoleRunOn}} în cadrul {{client.lega</w:t>
       </w:r>
       <w:r>
         <w:rPr>
@@ -151,19 +151,19 @@
           <w:szCs w:val="20"/>
           <w:lang w:val="ro-RO"/>
         </w:rPr>
-        <w:t>me}}, începând c</w:t>
-      </w:r>
-      <w:r>
-        <w:rPr>
-          <w:rFonts w:eastAsia="Arial" w:cs="Arial" w:ascii="Arial" w:hAnsi="Arial"/>
-          <w:color w:val="auto"/>
-          <w:spacing w:val="0"/>
-          <w:w w:val="100"/>
-          <w:sz w:val="20"/>
-          <w:szCs w:val="20"/>
-          <w:lang w:val="ro-RO"/>
-        </w:rPr>
-        <w:t>u data de {{issueDate}},</w:t>
+        <w:t>lName}}, începân</w:t>
+      </w:r>
+      <w:r>
+        <w:rPr>
+          <w:rFonts w:eastAsia="Arial" w:cs="Arial" w:ascii="Arial" w:hAnsi="Arial"/>
+          <w:color w:val="auto"/>
+          <w:spacing w:val="0"/>
+          <w:w w:val="100"/>
+          <w:sz w:val="20"/>
+          <w:szCs w:val="20"/>
+          <w:lang w:val="ro-RO"/>
+        </w:rPr>
+        <w:t>d cu data de {{issueDate}},</w:t>
       </w:r>
     </w:p>
     <w:p>
@@ -323,31 +323,31 @@
           <w:szCs w:val="20"/>
           <w:lang w:val="ro-RO"/>
         </w:rPr>
-        <w:t xml:space="preserve"> conform OMAI 163/2007 – Art. 6, se numește {{fire.coordinator.name}}, având funcția de {{fire.coordinato</w:t>
-      </w:r>
-      <w:r>
-        <w:rPr>
-          <w:rFonts w:eastAsia="Arial" w:cs="Arial" w:ascii="Arial" w:hAnsi="Arial"/>
-          <w:color w:val="auto"/>
-          <w:spacing w:val="0"/>
-          <w:w w:val="100"/>
-          <w:sz w:val="20"/>
-          <w:szCs w:val="20"/>
-          <w:lang w:val="ro-RO"/>
-        </w:rPr>
-        <w:t xml:space="preserve">r.jobTitle}} în </w:t>
-      </w:r>
-      <w:r>
-        <w:rPr>
-          <w:rFonts w:eastAsia="Arial" w:cs="Arial" w:ascii="Arial" w:hAnsi="Arial"/>
-          <w:color w:val="auto"/>
-          <w:spacing w:val="0"/>
-          <w:w w:val="100"/>
-          <w:sz w:val="20"/>
-          <w:szCs w:val="20"/>
-          <w:lang w:val="ro-RO"/>
-        </w:rPr>
-        <w:t>cadrul {{client.</w:t>
+        <w:t xml:space="preserve"> conform OMAI 163/2007 – art. 6, se numește {{fire.coordinator.name}}, având funcția de {{fire.coordinato</w:t>
+      </w:r>
+      <w:r>
+        <w:rPr>
+          <w:rFonts w:eastAsia="Arial" w:cs="Arial" w:ascii="Arial" w:hAnsi="Arial"/>
+          <w:color w:val="auto"/>
+          <w:spacing w:val="0"/>
+          <w:w w:val="100"/>
+          <w:sz w:val="20"/>
+          <w:szCs w:val="20"/>
+          <w:lang w:val="ro-RO"/>
+        </w:rPr>
+        <w:t>r.jobTitleRunOn}</w:t>
+      </w:r>
+      <w:r>
+        <w:rPr>
+          <w:rFonts w:eastAsia="Arial" w:cs="Arial" w:ascii="Arial" w:hAnsi="Arial"/>
+          <w:color w:val="auto"/>
+          <w:spacing w:val="0"/>
+          <w:w w:val="100"/>
+          <w:sz w:val="20"/>
+          <w:szCs w:val="20"/>
+          <w:lang w:val="ro-RO"/>
+        </w:rPr>
+        <w:t>} în cadrul {{cl</w:t>
       </w:r>
       <w:r>
         <w:rPr>
@@ -360,7 +360,19 @@
           <w:szCs w:val="20"/>
           <w:lang w:val="ro-RO"/>
         </w:rPr>
-        <w:t>legalName}};</w:t>
+        <w:t>ient.legalName}}</w:t>
+      </w:r>
+      <w:r>
+        <w:rPr>
+          <w:rFonts w:eastAsia="Arial" w:cs="Arial" w:ascii="Arial" w:hAnsi="Arial"/>
+          <w:color w:val="auto"/>
+          <w:spacing w:val="0"/>
+          <w:w w:val="100"/>
+          <w:sz w:val="20"/>
+          <w:szCs w:val="20"/>
+          <w:lang w:val="ro-RO"/>
+        </w:rPr>
+        <w:t>;</w:t>
       </w:r>
     </w:p>
     <w:p>
@@ -413,7 +425,7 @@
           <w:szCs w:val="20"/>
           <w:lang w:val="ro-RO"/>
         </w:rPr>
-        <w:t xml:space="preserve"> conform OMAI 163/2007 – Art. 17, se desemnează:</w:t>
+        <w:t xml:space="preserve"> conform OMAI 163/2007 – art. 17, se desemnează:</w:t>
       </w:r>
     </w:p>
     <w:p>
@@ -467,7 +479,7 @@
           <w:szCs w:val="20"/>
           <w:lang w:val="ro-RO"/>
         </w:rPr>
-        <w:t>nator.jobTitle}}</w:t>
+        <w:t>nator.jobTitleRu</w:t>
       </w:r>
       <w:r>
         <w:rPr>
@@ -480,19 +492,19 @@
           <w:szCs w:val="20"/>
           <w:lang w:val="ro-RO"/>
         </w:rPr>
-        <w:t xml:space="preserve"> în cadrul {{cli</w:t>
-      </w:r>
-      <w:r>
-        <w:rPr>
-          <w:rFonts w:eastAsia="Arial" w:cs="Arial" w:ascii="Arial" w:hAnsi="Arial"/>
-          <w:color w:val="auto"/>
-          <w:spacing w:val="0"/>
-          <w:w w:val="100"/>
-          <w:sz w:val="20"/>
-          <w:szCs w:val="20"/>
-          <w:lang w:val="ro-RO"/>
-        </w:rPr>
-        <w:t>ent.legalName}};</w:t>
+        <w:t xml:space="preserve">nOn}} în cadrul </w:t>
+      </w:r>
+      <w:r>
+        <w:rPr>
+          <w:rFonts w:eastAsia="Arial" w:cs="Arial" w:ascii="Arial" w:hAnsi="Arial"/>
+          <w:color w:val="auto"/>
+          <w:spacing w:val="0"/>
+          <w:w w:val="100"/>
+          <w:sz w:val="20"/>
+          <w:szCs w:val="20"/>
+          <w:lang w:val="ro-RO"/>
+        </w:rPr>
+        <w:t>{{client.legalName}};</w:t>
       </w:r>
     </w:p>
     <w:p>
@@ -598,7 +610,7 @@
           <w:szCs w:val="20"/>
           <w:lang w:val="ro-RO"/>
         </w:rPr>
-        <w:t>bTitle}} în cadr</w:t>
+        <w:t>bTitleRunOn}} în</w:t>
       </w:r>
       <w:r>
         <w:rPr>
@@ -611,19 +623,19 @@
           <w:szCs w:val="20"/>
           <w:lang w:val="ro-RO"/>
         </w:rPr>
-        <w:t>ul {{client.lega</w:t>
-      </w:r>
-      <w:r>
-        <w:rPr>
-          <w:rFonts w:eastAsia="Arial" w:cs="Arial" w:ascii="Arial" w:hAnsi="Arial"/>
-          <w:color w:val="auto"/>
-          <w:spacing w:val="0"/>
-          <w:w w:val="100"/>
-          <w:sz w:val="20"/>
-          <w:szCs w:val="20"/>
-          <w:lang w:val="ro-RO"/>
-        </w:rPr>
-        <w:t>lName}};</w:t>
+        <w:t xml:space="preserve"> cadrul {{client</w:t>
+      </w:r>
+      <w:r>
+        <w:rPr>
+          <w:rFonts w:eastAsia="Arial" w:cs="Arial" w:ascii="Arial" w:hAnsi="Arial"/>
+          <w:color w:val="auto"/>
+          <w:spacing w:val="0"/>
+          <w:w w:val="100"/>
+          <w:sz w:val="20"/>
+          <w:szCs w:val="20"/>
+          <w:lang w:val="ro-RO"/>
+        </w:rPr>
+        <w:t>.legalName}};</w:t>
       </w:r>
     </w:p>
     <w:p>
@@ -699,7 +711,7 @@
           <w:szCs w:val="20"/>
           <w:lang w:val="ro-RO"/>
         </w:rPr>
-        <w:t>bTitle}} în cadr</w:t>
+        <w:t>bTitleRunOn}} în</w:t>
       </w:r>
       <w:r>
         <w:rPr>
@@ -712,19 +724,19 @@
           <w:szCs w:val="20"/>
           <w:lang w:val="ro-RO"/>
         </w:rPr>
-        <w:t>ul {{client.lega</w:t>
-      </w:r>
-      <w:r>
-        <w:rPr>
-          <w:rFonts w:eastAsia="Arial" w:cs="Arial" w:ascii="Arial" w:hAnsi="Arial"/>
-          <w:color w:val="auto"/>
-          <w:spacing w:val="0"/>
-          <w:w w:val="100"/>
-          <w:sz w:val="20"/>
-          <w:szCs w:val="20"/>
-          <w:lang w:val="ro-RO"/>
-        </w:rPr>
-        <w:t>lName}};</w:t>
+        <w:t xml:space="preserve"> cadrul {{client</w:t>
+      </w:r>
+      <w:r>
+        <w:rPr>
+          <w:rFonts w:eastAsia="Arial" w:cs="Arial" w:ascii="Arial" w:hAnsi="Arial"/>
+          <w:color w:val="auto"/>
+          <w:spacing w:val="0"/>
+          <w:w w:val="100"/>
+          <w:sz w:val="20"/>
+          <w:szCs w:val="20"/>
+          <w:lang w:val="ro-RO"/>
+        </w:rPr>
+        <w:t>.legalName}};</w:t>
       </w:r>
     </w:p>
     <w:p>
@@ -776,7 +788,7 @@
           <w:szCs w:val="20"/>
           <w:lang w:val="ro-RO"/>
         </w:rPr>
-        <w:t>, conform OMAI 163/2007 – Art. 23, se desemnează ca șef al locului de muncă: {{#fire.workplaceManagers}}{{name}</w:t>
+        <w:t>, conform OMAI 163/2007 – art. 23, se desemnează ca șef al locului de muncă: {{#fire.workplaceManagers}}{{name}</w:t>
       </w:r>
       <w:r>
         <w:rPr>
@@ -800,7 +812,7 @@
           <w:szCs w:val="20"/>
           <w:lang w:val="ro-RO"/>
         </w:rPr>
-        <w:t>a de {{jobTitle}</w:t>
+        <w:t>a de {{jobTitleR</w:t>
       </w:r>
       <w:r>
         <w:rPr>
@@ -813,19 +825,19 @@
           <w:szCs w:val="20"/>
           <w:lang w:val="ro-RO"/>
         </w:rPr>
-        <w:t>}, pentru {{#wor</w:t>
-      </w:r>
-      <w:r>
-        <w:rPr>
-          <w:rFonts w:eastAsia="Arial" w:cs="Arial" w:ascii="Arial" w:hAnsi="Arial"/>
-          <w:color w:val="auto"/>
-          <w:spacing w:val="0"/>
-          <w:w w:val="100"/>
-          <w:sz w:val="20"/>
-          <w:szCs w:val="20"/>
-          <w:lang w:val="ro-RO"/>
-        </w:rPr>
-        <w:t>kplaceName}}{{workplaceName}}{{/workplaceName}}{{^workplaceName}}toate locurile de muncă{{/workplaceName}}; {{/fire.workplaceManagers}}</w:t>
+        <w:t>unOn}}, pentru {</w:t>
+      </w:r>
+      <w:r>
+        <w:rPr>
+          <w:rFonts w:eastAsia="Arial" w:cs="Arial" w:ascii="Arial" w:hAnsi="Arial"/>
+          <w:color w:val="auto"/>
+          <w:spacing w:val="0"/>
+          <w:w w:val="100"/>
+          <w:sz w:val="20"/>
+          <w:szCs w:val="20"/>
+          <w:lang w:val="ro-RO"/>
+        </w:rPr>
+        <w:t>{#workplaceName}}{{workplaceName}}{{/workplaceName}}{{^workplaceName}}fiecare loc de muncă{{/workplaceName}}; {{/fire.workplaceManagers}}</w:t>
       </w:r>
     </w:p>
     <w:p>
@@ -878,7 +890,7 @@
           <w:szCs w:val="20"/>
           <w:lang w:val="ro-RO"/>
         </w:rPr>
-        <w:t>}, conform OMAI 163/2007 – Art. 149 – 151, se desemnează:</w:t>
+        <w:t>}, conform OMAI 163/2007 – art. 149–151, se desemnează:</w:t>
       </w:r>
     </w:p>
     <w:p>
@@ -945,19 +957,19 @@
           <w:szCs w:val="20"/>
           <w:lang w:val="ro-RO"/>
         </w:rPr>
-        <w:t xml:space="preserve">ator.jobTitle}} </w:t>
-      </w:r>
-      <w:r>
-        <w:rPr>
-          <w:rFonts w:eastAsia="Arial" w:cs="Arial" w:ascii="Arial" w:hAnsi="Arial"/>
-          <w:color w:val="auto"/>
-          <w:spacing w:val="0"/>
-          <w:w w:val="100"/>
-          <w:sz w:val="20"/>
-          <w:szCs w:val="20"/>
-          <w:lang w:val="ro-RO"/>
-        </w:rPr>
-        <w:t>în cadrul {{client.legalName}};</w:t>
+        <w:t>ator.jobTitleRun</w:t>
+      </w:r>
+      <w:r>
+        <w:rPr>
+          <w:rFonts w:eastAsia="Arial" w:cs="Arial" w:ascii="Arial" w:hAnsi="Arial"/>
+          <w:color w:val="auto"/>
+          <w:spacing w:val="0"/>
+          <w:w w:val="100"/>
+          <w:sz w:val="20"/>
+          <w:szCs w:val="20"/>
+          <w:lang w:val="ro-RO"/>
+        </w:rPr>
+        <w:t>On}} în cadrul {{client.legalName}};</w:t>
       </w:r>
     </w:p>
     <w:p>
@@ -1015,7 +1027,7 @@
           <w:szCs w:val="20"/>
           <w:lang w:val="ro-RO"/>
         </w:rPr>
-        <w:t xml:space="preserve">Pentru analiza periodică a capacității de apărare împotriva incendiilor a {{client.legalName}}, conform OMAI 163/2007 – Art. 151 </w:t>
+        <w:t>Pentru analiza periodică a capacității de apărare împotriva incendiilor a {{client.legalName}}, conform OMAI 163/2007 – art. 151–</w:t>
       </w:r>
       <w:r>
         <w:rPr>
@@ -1028,19 +1040,19 @@
           <w:szCs w:val="20"/>
           <w:lang w:val="ro-RO"/>
         </w:rPr>
-        <w:t>– 153, se desemn</w:t>
-      </w:r>
-      <w:r>
-        <w:rPr>
-          <w:rFonts w:eastAsia="Arial" w:cs="Arial" w:ascii="Arial" w:hAnsi="Arial"/>
-          <w:color w:val="auto"/>
-          <w:spacing w:val="0"/>
-          <w:w w:val="100"/>
-          <w:sz w:val="20"/>
-          <w:szCs w:val="20"/>
-          <w:lang w:val="ro-RO"/>
-        </w:rPr>
-        <w:t>ează:</w:t>
+        <w:t>153, se desemnea</w:t>
+      </w:r>
+      <w:r>
+        <w:rPr>
+          <w:rFonts w:eastAsia="Arial" w:cs="Arial" w:ascii="Arial" w:hAnsi="Arial"/>
+          <w:color w:val="auto"/>
+          <w:spacing w:val="0"/>
+          <w:w w:val="100"/>
+          <w:sz w:val="20"/>
+          <w:szCs w:val="20"/>
+          <w:lang w:val="ro-RO"/>
+        </w:rPr>
+        <w:t>ză:</w:t>
       </w:r>
     </w:p>
     <w:p>
@@ -1107,19 +1119,19 @@
           <w:szCs w:val="20"/>
           <w:lang w:val="ro-RO"/>
         </w:rPr>
-        <w:t xml:space="preserve">ator.jobTitle}} </w:t>
-      </w:r>
-      <w:r>
-        <w:rPr>
-          <w:rFonts w:eastAsia="Arial" w:cs="Arial" w:ascii="Arial" w:hAnsi="Arial"/>
-          <w:color w:val="auto"/>
-          <w:spacing w:val="0"/>
-          <w:w w:val="100"/>
-          <w:sz w:val="20"/>
-          <w:szCs w:val="20"/>
-          <w:lang w:val="ro-RO"/>
-        </w:rPr>
-        <w:t>în cadrul {{client.legalName}};</w:t>
+        <w:t>ator.jobTitleRun</w:t>
+      </w:r>
+      <w:r>
+        <w:rPr>
+          <w:rFonts w:eastAsia="Arial" w:cs="Arial" w:ascii="Arial" w:hAnsi="Arial"/>
+          <w:color w:val="auto"/>
+          <w:spacing w:val="0"/>
+          <w:w w:val="100"/>
+          <w:sz w:val="20"/>
+          <w:szCs w:val="20"/>
+          <w:lang w:val="ro-RO"/>
+        </w:rPr>
+        <w:t>On}} în cadrul {{client.legalName}};</w:t>
       </w:r>
     </w:p>
     <w:p>
@@ -1294,19 +1306,19 @@
           <w:szCs w:val="20"/>
           <w:lang w:val="ro-RO"/>
         </w:rPr>
-        <w:t xml:space="preserve">ator.jobTitle}} </w:t>
-      </w:r>
-      <w:r>
-        <w:rPr>
-          <w:rFonts w:eastAsia="Arial" w:cs="Arial" w:ascii="Arial" w:hAnsi="Arial"/>
-          <w:color w:val="auto"/>
-          <w:spacing w:val="0"/>
-          <w:w w:val="100"/>
-          <w:sz w:val="20"/>
-          <w:szCs w:val="20"/>
-          <w:lang w:val="ro-RO"/>
-        </w:rPr>
-        <w:t>în cadrul {{client.legalName}};</w:t>
+        <w:t>ator.jobTitleRun</w:t>
+      </w:r>
+      <w:r>
+        <w:rPr>
+          <w:rFonts w:eastAsia="Arial" w:cs="Arial" w:ascii="Arial" w:hAnsi="Arial"/>
+          <w:color w:val="auto"/>
+          <w:spacing w:val="0"/>
+          <w:w w:val="100"/>
+          <w:sz w:val="20"/>
+          <w:szCs w:val="20"/>
+          <w:lang w:val="ro-RO"/>
+        </w:rPr>
+        <w:t>On}} în cadrul {{client.legalName}};</w:t>
       </w:r>
     </w:p>
     <w:p>
@@ -1456,19 +1468,19 @@
           <w:szCs w:val="20"/>
           <w:lang w:val="ro-RO"/>
         </w:rPr>
-        <w:t xml:space="preserve">ator.jobTitle}} </w:t>
-      </w:r>
-      <w:r>
-        <w:rPr>
-          <w:rFonts w:eastAsia="Arial" w:cs="Arial" w:ascii="Arial" w:hAnsi="Arial"/>
-          <w:color w:val="auto"/>
-          <w:spacing w:val="0"/>
-          <w:w w:val="100"/>
-          <w:sz w:val="20"/>
-          <w:szCs w:val="20"/>
-          <w:lang w:val="ro-RO"/>
-        </w:rPr>
-        <w:t>în cadrul {{client.legalName}};</w:t>
+        <w:t>ator.jobTitleRun</w:t>
+      </w:r>
+      <w:r>
+        <w:rPr>
+          <w:rFonts w:eastAsia="Arial" w:cs="Arial" w:ascii="Arial" w:hAnsi="Arial"/>
+          <w:color w:val="auto"/>
+          <w:spacing w:val="0"/>
+          <w:w w:val="100"/>
+          <w:sz w:val="20"/>
+          <w:szCs w:val="20"/>
+          <w:lang w:val="ro-RO"/>
+        </w:rPr>
+        <w:t>On}} în cadrul {{client.legalName}};</w:t>
       </w:r>
     </w:p>
     <w:p>
@@ -1618,19 +1630,19 @@
           <w:szCs w:val="20"/>
           <w:lang w:val="ro-RO"/>
         </w:rPr>
-        <w:t xml:space="preserve">ator.jobTitle}} </w:t>
-      </w:r>
-      <w:r>
-        <w:rPr>
-          <w:rFonts w:eastAsia="Arial" w:cs="Arial" w:ascii="Arial" w:hAnsi="Arial"/>
-          <w:color w:val="auto"/>
-          <w:spacing w:val="0"/>
-          <w:w w:val="100"/>
-          <w:sz w:val="20"/>
-          <w:szCs w:val="20"/>
-          <w:lang w:val="ro-RO"/>
-        </w:rPr>
-        <w:t>în cadrul {{client.legalName}};</w:t>
+        <w:t>ator.jobTitleRun</w:t>
+      </w:r>
+      <w:r>
+        <w:rPr>
+          <w:rFonts w:eastAsia="Arial" w:cs="Arial" w:ascii="Arial" w:hAnsi="Arial"/>
+          <w:color w:val="auto"/>
+          <w:spacing w:val="0"/>
+          <w:w w:val="100"/>
+          <w:sz w:val="20"/>
+          <w:szCs w:val="20"/>
+          <w:lang w:val="ro-RO"/>
+        </w:rPr>
+        <w:t>On}} în cadrul {{client.legalName}};</w:t>
       </w:r>
     </w:p>
     <w:p>
@@ -1688,7 +1700,7 @@
           <w:szCs w:val="20"/>
           <w:lang w:val="ro-RO"/>
         </w:rPr>
-        <w:t>Pentru realizarea unui sistem operativ de observare și anunțare a incendiului, atât pe plan intern, cât și la 112, pen</w:t>
+        <w:t>Pentru realizarea unui sistem operativ de observare și anunțare a incendiului, atât pe plan intern, cât și prin apel l</w:t>
       </w:r>
       <w:r>
         <w:rPr>
@@ -1701,19 +1713,19 @@
           <w:szCs w:val="20"/>
           <w:lang w:val="ro-RO"/>
         </w:rPr>
-        <w:t>tru {{client.leg</w:t>
-      </w:r>
-      <w:r>
-        <w:rPr>
-          <w:rFonts w:eastAsia="Arial" w:cs="Arial" w:ascii="Arial" w:hAnsi="Arial"/>
-          <w:color w:val="auto"/>
-          <w:spacing w:val="0"/>
-          <w:w w:val="100"/>
-          <w:sz w:val="20"/>
-          <w:szCs w:val="20"/>
-          <w:lang w:val="ro-RO"/>
-        </w:rPr>
-        <w:t>alName}}, se desemnează:</w:t>
+        <w:t>a 112, pentru {{</w:t>
+      </w:r>
+      <w:r>
+        <w:rPr>
+          <w:rFonts w:eastAsia="Arial" w:cs="Arial" w:ascii="Arial" w:hAnsi="Arial"/>
+          <w:color w:val="auto"/>
+          <w:spacing w:val="0"/>
+          <w:w w:val="100"/>
+          <w:sz w:val="20"/>
+          <w:szCs w:val="20"/>
+          <w:lang w:val="ro-RO"/>
+        </w:rPr>
+        <w:t>client.legalName}}, se desemnează:</w:t>
       </w:r>
     </w:p>
     <w:p>
@@ -1780,19 +1792,19 @@
           <w:szCs w:val="20"/>
           <w:lang w:val="ro-RO"/>
         </w:rPr>
-        <w:t xml:space="preserve">ator.jobTitle}} </w:t>
-      </w:r>
-      <w:r>
-        <w:rPr>
-          <w:rFonts w:eastAsia="Arial" w:cs="Arial" w:ascii="Arial" w:hAnsi="Arial"/>
-          <w:color w:val="auto"/>
-          <w:spacing w:val="0"/>
-          <w:w w:val="100"/>
-          <w:sz w:val="20"/>
-          <w:szCs w:val="20"/>
-          <w:lang w:val="ro-RO"/>
-        </w:rPr>
-        <w:t>în cadrul {{client.legalName}};</w:t>
+        <w:t>ator.jobTitleRun</w:t>
+      </w:r>
+      <w:r>
+        <w:rPr>
+          <w:rFonts w:eastAsia="Arial" w:cs="Arial" w:ascii="Arial" w:hAnsi="Arial"/>
+          <w:color w:val="auto"/>
+          <w:spacing w:val="0"/>
+          <w:w w:val="100"/>
+          <w:sz w:val="20"/>
+          <w:szCs w:val="20"/>
+          <w:lang w:val="ro-RO"/>
+        </w:rPr>
+        <w:t>On}} în cadrul {{client.legalName}};</w:t>
       </w:r>
     </w:p>
     <w:p>
@@ -1912,19 +1924,19 @@
           <w:szCs w:val="20"/>
           <w:lang w:val="ro-RO"/>
         </w:rPr>
-        <w:t xml:space="preserve">ator.jobTitle}} </w:t>
-      </w:r>
-      <w:r>
-        <w:rPr>
-          <w:rFonts w:eastAsia="Arial" w:cs="Arial" w:ascii="Arial" w:hAnsi="Arial"/>
-          <w:color w:val="auto"/>
-          <w:spacing w:val="0"/>
-          <w:w w:val="100"/>
-          <w:sz w:val="20"/>
-          <w:szCs w:val="20"/>
-          <w:lang w:val="ro-RO"/>
-        </w:rPr>
-        <w:t>în cadrul {{client.legalName}};</w:t>
+        <w:t>ator.jobTitleRun</w:t>
+      </w:r>
+      <w:r>
+        <w:rPr>
+          <w:rFonts w:eastAsia="Arial" w:cs="Arial" w:ascii="Arial" w:hAnsi="Arial"/>
+          <w:color w:val="auto"/>
+          <w:spacing w:val="0"/>
+          <w:w w:val="100"/>
+          <w:sz w:val="20"/>
+          <w:szCs w:val="20"/>
+          <w:lang w:val="ro-RO"/>
+        </w:rPr>
+        <w:t>On}} în cadrul {{client.legalName}};</w:t>
       </w:r>
     </w:p>
     <w:p>
@@ -1952,7 +1964,7 @@
           <w:szCs w:val="20"/>
           <w:lang w:val="ro-RO"/>
         </w:rPr>
-        <w:t xml:space="preserve">Pentru analiza evenimentelor produse, a concluziilor și a măsurilor </w:t>
+        <w:t>Pentru analiza evenimentelor produse și stabilirea concluziilor și a</w:t>
       </w:r>
       <w:r>
         <w:rPr>
@@ -1965,19 +1977,19 @@
           <w:szCs w:val="20"/>
           <w:lang w:val="ro-RO"/>
         </w:rPr>
-        <w:t>pentru {{client.</w:t>
-      </w:r>
-      <w:r>
-        <w:rPr>
-          <w:rFonts w:eastAsia="Arial" w:cs="Arial" w:ascii="Arial" w:hAnsi="Arial"/>
-          <w:color w:val="auto"/>
-          <w:spacing w:val="0"/>
-          <w:w w:val="100"/>
-          <w:sz w:val="20"/>
-          <w:szCs w:val="20"/>
-          <w:lang w:val="ro-RO"/>
-        </w:rPr>
-        <w:t>legalName}}, se desemnează:</w:t>
+        <w:t xml:space="preserve"> măsurilor în ca</w:t>
+      </w:r>
+      <w:r>
+        <w:rPr>
+          <w:rFonts w:eastAsia="Arial" w:cs="Arial" w:ascii="Arial" w:hAnsi="Arial"/>
+          <w:color w:val="auto"/>
+          <w:spacing w:val="0"/>
+          <w:w w:val="100"/>
+          <w:sz w:val="20"/>
+          <w:szCs w:val="20"/>
+          <w:lang w:val="ro-RO"/>
+        </w:rPr>
+        <w:t>drul {{client.legalName}}, se desemnează:</w:t>
       </w:r>
     </w:p>
     <w:p>
@@ -2044,19 +2056,19 @@
           <w:szCs w:val="20"/>
           <w:lang w:val="ro-RO"/>
         </w:rPr>
-        <w:t xml:space="preserve">ator.jobTitle}} </w:t>
-      </w:r>
-      <w:r>
-        <w:rPr>
-          <w:rFonts w:eastAsia="Arial" w:cs="Arial" w:ascii="Arial" w:hAnsi="Arial"/>
-          <w:color w:val="auto"/>
-          <w:spacing w:val="0"/>
-          <w:w w:val="100"/>
-          <w:sz w:val="20"/>
-          <w:szCs w:val="20"/>
-          <w:lang w:val="ro-RO"/>
-        </w:rPr>
-        <w:t>în cadrul {{client.legalName}};</w:t>
+        <w:t>ator.jobTitleRun</w:t>
+      </w:r>
+      <w:r>
+        <w:rPr>
+          <w:rFonts w:eastAsia="Arial" w:cs="Arial" w:ascii="Arial" w:hAnsi="Arial"/>
+          <w:color w:val="auto"/>
+          <w:spacing w:val="0"/>
+          <w:w w:val="100"/>
+          <w:sz w:val="20"/>
+          <w:szCs w:val="20"/>
+          <w:lang w:val="ro-RO"/>
+        </w:rPr>
+        <w:t>On}} în cadrul {{client.legalName}};</w:t>
       </w:r>
     </w:p>
     <w:p>
@@ -2113,7 +2125,7 @@
           <w:szCs w:val="20"/>
           <w:lang w:val="ro-RO"/>
         </w:rPr>
-        <w:t>Pentru stabilirea răspunderilor în situația unor contracte sau convenții pe</w:t>
+        <w:t>Pentru stabilirea răspunderilor în cazul contractelor sau convențiilor înch</w:t>
       </w:r>
       <w:r>
         <w:rPr>
@@ -2126,43 +2138,43 @@
           <w:szCs w:val="20"/>
           <w:lang w:val="ro-RO"/>
         </w:rPr>
-        <w:t>ntru {{client.le</w:t>
-      </w:r>
-      <w:r>
-        <w:rPr>
-          <w:rFonts w:eastAsia="Arial" w:cs="Arial" w:ascii="Arial" w:hAnsi="Arial"/>
-          <w:color w:val="auto"/>
-          <w:spacing w:val="0"/>
-          <w:w w:val="100"/>
-          <w:sz w:val="20"/>
-          <w:szCs w:val="20"/>
-          <w:lang w:val="ro-RO"/>
-        </w:rPr>
-        <w:t>galName}}, se desemnează {{fire.coordinator.nam</w:t>
-      </w:r>
-      <w:r>
-        <w:rPr>
-          <w:rFonts w:eastAsia="Arial" w:cs="Arial" w:ascii="Arial" w:hAnsi="Arial"/>
-          <w:color w:val="auto"/>
-          <w:spacing w:val="0"/>
-          <w:w w:val="100"/>
-          <w:sz w:val="20"/>
-          <w:szCs w:val="20"/>
-          <w:lang w:val="ro-RO"/>
-        </w:rPr>
-        <w:t>e}}, având funcț</w:t>
-      </w:r>
-      <w:r>
-        <w:rPr>
-          <w:rFonts w:eastAsia="Arial" w:cs="Arial" w:ascii="Arial" w:hAnsi="Arial"/>
-          <w:color w:val="auto"/>
-          <w:spacing w:val="0"/>
-          <w:w w:val="100"/>
-          <w:sz w:val="20"/>
-          <w:szCs w:val="20"/>
-          <w:lang w:val="ro-RO"/>
-        </w:rPr>
-        <w:t>ia de {{fire.coo</w:t>
+        <w:t>eiate de {{clien</w:t>
+      </w:r>
+      <w:r>
+        <w:rPr>
+          <w:rFonts w:eastAsia="Arial" w:cs="Arial" w:ascii="Arial" w:hAnsi="Arial"/>
+          <w:color w:val="auto"/>
+          <w:spacing w:val="0"/>
+          <w:w w:val="100"/>
+          <w:sz w:val="20"/>
+          <w:szCs w:val="20"/>
+          <w:lang w:val="ro-RO"/>
+        </w:rPr>
+        <w:t>t.legalName}}, se desemnează {{fire.coordinator</w:t>
+      </w:r>
+      <w:r>
+        <w:rPr>
+          <w:rFonts w:eastAsia="Arial" w:cs="Arial" w:ascii="Arial" w:hAnsi="Arial"/>
+          <w:color w:val="auto"/>
+          <w:spacing w:val="0"/>
+          <w:w w:val="100"/>
+          <w:sz w:val="20"/>
+          <w:szCs w:val="20"/>
+          <w:lang w:val="ro-RO"/>
+        </w:rPr>
+        <w:t>.name}}, având f</w:t>
+      </w:r>
+      <w:r>
+        <w:rPr>
+          <w:rFonts w:eastAsia="Arial" w:cs="Arial" w:ascii="Arial" w:hAnsi="Arial"/>
+          <w:color w:val="auto"/>
+          <w:spacing w:val="0"/>
+          <w:w w:val="100"/>
+          <w:sz w:val="20"/>
+          <w:szCs w:val="20"/>
+          <w:lang w:val="ro-RO"/>
+        </w:rPr>
+        <w:t>uncția de {{fire</w:t>
       </w:r>
       <w:r>
         <w:rPr>
@@ -2175,19 +2187,19 @@
           <w:szCs w:val="20"/>
           <w:lang w:val="ro-RO"/>
         </w:rPr>
-        <w:t>rdinator.jobTitl</w:t>
-      </w:r>
-      <w:r>
-        <w:rPr>
-          <w:rFonts w:eastAsia="Arial" w:cs="Arial" w:ascii="Arial" w:hAnsi="Arial"/>
-          <w:color w:val="auto"/>
-          <w:spacing w:val="0"/>
-          <w:w w:val="100"/>
-          <w:sz w:val="20"/>
-          <w:szCs w:val="20"/>
-          <w:lang w:val="ro-RO"/>
-        </w:rPr>
-        <w:t>e}} în cadrul {{client.legalName}};</w:t>
+        <w:t>.coordinator.job</w:t>
+      </w:r>
+      <w:r>
+        <w:rPr>
+          <w:rFonts w:eastAsia="Arial" w:cs="Arial" w:ascii="Arial" w:hAnsi="Arial"/>
+          <w:color w:val="auto"/>
+          <w:spacing w:val="0"/>
+          <w:w w:val="100"/>
+          <w:sz w:val="20"/>
+          <w:szCs w:val="20"/>
+          <w:lang w:val="ro-RO"/>
+        </w:rPr>
+        <w:t>TitleRunOn}} în cadrul {{client.legalName}};</w:t>
       </w:r>
     </w:p>
     <w:p>
@@ -2307,19 +2319,19 @@
           <w:szCs w:val="20"/>
           <w:lang w:val="ro-RO"/>
         </w:rPr>
-        <w:t xml:space="preserve">ator.jobTitle}} </w:t>
-      </w:r>
-      <w:r>
-        <w:rPr>
-          <w:rFonts w:eastAsia="Arial" w:cs="Arial" w:ascii="Arial" w:hAnsi="Arial"/>
-          <w:color w:val="auto"/>
-          <w:spacing w:val="0"/>
-          <w:w w:val="100"/>
-          <w:sz w:val="20"/>
-          <w:szCs w:val="20"/>
-          <w:lang w:val="ro-RO"/>
-        </w:rPr>
-        <w:t>în cadrul {{client.legalName}};</w:t>
+        <w:t>ator.jobTitleRun</w:t>
+      </w:r>
+      <w:r>
+        <w:rPr>
+          <w:rFonts w:eastAsia="Arial" w:cs="Arial" w:ascii="Arial" w:hAnsi="Arial"/>
+          <w:color w:val="auto"/>
+          <w:spacing w:val="0"/>
+          <w:w w:val="100"/>
+          <w:sz w:val="20"/>
+          <w:szCs w:val="20"/>
+          <w:lang w:val="ro-RO"/>
+        </w:rPr>
+        <w:t>On}} în cadrul {{client.legalName}};</w:t>
       </w:r>
     </w:p>
     <w:p>
@@ -2377,7 +2389,7 @@
           <w:szCs w:val="20"/>
           <w:lang w:val="ro-RO"/>
         </w:rPr>
-        <w:t>Pentru asigurarea întocmirii echipei de primă intervenție pentru {{cl</w:t>
+        <w:t>Pentru asigurarea constituirii echipei de primă intervenție pentru {{</w:t>
       </w:r>
       <w:r>
         <w:rPr>
@@ -2390,19 +2402,19 @@
           <w:szCs w:val="20"/>
           <w:lang w:val="ro-RO"/>
         </w:rPr>
-        <w:t>ient.legalName}}</w:t>
-      </w:r>
-      <w:r>
-        <w:rPr>
-          <w:rFonts w:eastAsia="Arial" w:cs="Arial" w:ascii="Arial" w:hAnsi="Arial"/>
-          <w:color w:val="auto"/>
-          <w:spacing w:val="0"/>
-          <w:w w:val="100"/>
-          <w:sz w:val="20"/>
-          <w:szCs w:val="20"/>
-          <w:lang w:val="ro-RO"/>
-        </w:rPr>
-        <w:t>, se desemnează:</w:t>
+        <w:t>client.legalName</w:t>
+      </w:r>
+      <w:r>
+        <w:rPr>
+          <w:rFonts w:eastAsia="Arial" w:cs="Arial" w:ascii="Arial" w:hAnsi="Arial"/>
+          <w:color w:val="auto"/>
+          <w:spacing w:val="0"/>
+          <w:w w:val="100"/>
+          <w:sz w:val="20"/>
+          <w:szCs w:val="20"/>
+          <w:lang w:val="ro-RO"/>
+        </w:rPr>
+        <w:t>}}, se desemnează:</w:t>
       </w:r>
     </w:p>
     <w:p>
@@ -2469,19 +2481,19 @@
           <w:szCs w:val="20"/>
           <w:lang w:val="ro-RO"/>
         </w:rPr>
-        <w:t xml:space="preserve">ator.jobTitle}} </w:t>
-      </w:r>
-      <w:r>
-        <w:rPr>
-          <w:rFonts w:eastAsia="Arial" w:cs="Arial" w:ascii="Arial" w:hAnsi="Arial"/>
-          <w:color w:val="auto"/>
-          <w:spacing w:val="0"/>
-          <w:w w:val="100"/>
-          <w:sz w:val="20"/>
-          <w:szCs w:val="20"/>
-          <w:lang w:val="ro-RO"/>
-        </w:rPr>
-        <w:t>în cadrul {{client.legalName}};</w:t>
+        <w:t>ator.jobTitleRun</w:t>
+      </w:r>
+      <w:r>
+        <w:rPr>
+          <w:rFonts w:eastAsia="Arial" w:cs="Arial" w:ascii="Arial" w:hAnsi="Arial"/>
+          <w:color w:val="auto"/>
+          <w:spacing w:val="0"/>
+          <w:w w:val="100"/>
+          <w:sz w:val="20"/>
+          <w:szCs w:val="20"/>
+          <w:lang w:val="ro-RO"/>
+        </w:rPr>
+        <w:t>On}} în cadrul {{client.legalName}};</w:t>
       </w:r>
     </w:p>
     <w:p>
@@ -2643,7 +2655,7 @@
           <w:szCs w:val="20"/>
           <w:lang w:val="ro-RO"/>
         </w:rPr>
-        <w:t>er.jobTitle}} în cadrul {{client.legalName}} – șef echipă de primă intervenție;</w:t>
+        <w:t>er.jobTitleRunOn}} în cadrul {{client.legalName}} – șef echipă de primă intervenție;</w:t>
       </w:r>
     </w:p>
     <w:p>
@@ -2900,7 +2912,7 @@
           <w:szCs w:val="20"/>
           <w:lang w:val="ro-RO"/>
         </w:rPr>
-        <w:t>se aduce la cunoștința persoanelor nominalizate în prezenta decizie.</w:t>
+        <w:t>se aduce la cunoștința persoanelor nominalizate în aceasta.</w:t>
       </w:r>
     </w:p>
     <w:p>
@@ -3071,7 +3083,7 @@
           <w:szCs w:val="20"/>
           <w:lang w:val="ro-RO"/>
         </w:rPr>
-        <w:t>PROCES VERBAL DE LUARE LA CUNOȘTINȚĂ</w:t>
+        <w:t>PROCES-VERBAL DE LUARE DE CUNOȘTINȚĂ</w:t>
       </w:r>
     </w:p>
     <w:p>
@@ -3152,19 +3164,19 @@
           <w:szCs w:val="20"/>
           <w:lang w:val="ro-RO"/>
         </w:rPr>
-        <w:t>, nr. {{fire.dec</w:t>
-      </w:r>
-      <w:r>
-        <w:rPr>
-          <w:rFonts w:eastAsia="Arial" w:cs="Arial" w:ascii="Arial" w:hAnsi="Arial"/>
-          <w:color w:val="auto"/>
-          <w:spacing w:val="0"/>
-          <w:w w:val="100"/>
-          <w:sz w:val="20"/>
-          <w:szCs w:val="20"/>
-          <w:lang w:val="ro-RO"/>
-        </w:rPr>
-        <w:t>isionNumbers.organization}} din {{issueDate}}.</w:t>
+        <w:t xml:space="preserve"> nr. {{fire.deci</w:t>
+      </w:r>
+      <w:r>
+        <w:rPr>
+          <w:rFonts w:eastAsia="Arial" w:cs="Arial" w:ascii="Arial" w:hAnsi="Arial"/>
+          <w:color w:val="auto"/>
+          <w:spacing w:val="0"/>
+          <w:w w:val="100"/>
+          <w:sz w:val="20"/>
+          <w:szCs w:val="20"/>
+          <w:lang w:val="ro-RO"/>
+        </w:rPr>
+        <w:t>sionNumbers.organization}} din {{issueDate}}.</w:t>
       </w:r>
     </w:p>
     <w:tbl>
@@ -3229,7 +3241,7 @@
                 <w:szCs w:val="20"/>
                 <w:lang w:val="ro-RO"/>
               </w:rPr>
-              <w:t>Nr. Crt.</w:t>
+              <w:t>Nr. crt.</w:t>
             </w:r>
           </w:p>
         </w:tc>

--- a/packages/document-engine/templates/fire/1.1_fire_decision_organization.docx
+++ b/packages/document-engine/templates/fire/1.1_fire_decision_organization.docx
@@ -298,7 +298,7 @@
           <w:szCs w:val="20"/>
           <w:lang w:val="ro-RO"/>
         </w:rPr>
-        <w:t>Pentru stabilirea structurilor cu atribuții în domeniul apărării împotriva incendiilor din cadrul {{cli</w:t>
+        <w:t xml:space="preserve">Pentru stabilirea structurilor cu atribuții în domeniul apărării împotriva incendiilor din cadrul {{cli</w:t>
       </w:r>
       <w:r>
         <w:rPr>
@@ -311,43 +311,43 @@
           <w:szCs w:val="20"/>
           <w:lang w:val="ro-RO"/>
         </w:rPr>
-        <w:t>ent.legalName}},</w:t>
-      </w:r>
-      <w:r>
-        <w:rPr>
-          <w:rFonts w:eastAsia="Arial" w:cs="Arial" w:ascii="Arial" w:hAnsi="Arial"/>
-          <w:color w:val="auto"/>
-          <w:spacing w:val="0"/>
-          <w:w w:val="100"/>
-          <w:sz w:val="20"/>
-          <w:szCs w:val="20"/>
-          <w:lang w:val="ro-RO"/>
-        </w:rPr>
-        <w:t xml:space="preserve"> conform OMAI 163/2007 – art. 6, se numește {{fire.coordinator.name}}, având funcția de {{fire.coordinato</w:t>
-      </w:r>
-      <w:r>
-        <w:rPr>
-          <w:rFonts w:eastAsia="Arial" w:cs="Arial" w:ascii="Arial" w:hAnsi="Arial"/>
-          <w:color w:val="auto"/>
-          <w:spacing w:val="0"/>
-          <w:w w:val="100"/>
-          <w:sz w:val="20"/>
-          <w:szCs w:val="20"/>
-          <w:lang w:val="ro-RO"/>
-        </w:rPr>
-        <w:t>r.jobTitleRunOn}</w:t>
-      </w:r>
-      <w:r>
-        <w:rPr>
-          <w:rFonts w:eastAsia="Arial" w:cs="Arial" w:ascii="Arial" w:hAnsi="Arial"/>
-          <w:color w:val="auto"/>
-          <w:spacing w:val="0"/>
-          <w:w w:val="100"/>
-          <w:sz w:val="20"/>
-          <w:szCs w:val="20"/>
-          <w:lang w:val="ro-RO"/>
-        </w:rPr>
-        <w:t>} în cadrul {{cl</w:t>
+        <w:t xml:space="preserve">ent.legalName}},</w:t>
+      </w:r>
+      <w:r>
+        <w:rPr>
+          <w:rFonts w:eastAsia="Arial" w:cs="Arial" w:ascii="Arial" w:hAnsi="Arial"/>
+          <w:color w:val="auto"/>
+          <w:spacing w:val="0"/>
+          <w:w w:val="100"/>
+          <w:sz w:val="20"/>
+          <w:szCs w:val="20"/>
+          <w:lang w:val="ro-RO"/>
+        </w:rPr>
+        <w:t xml:space="preserve"> conform OMAI 163/2007 – art. 6, se numește coordonator privind apărarea împotriva incendiilor {{fire.coordinator.name}}, având funcția de {{fire.coordinato</w:t>
+      </w:r>
+      <w:r>
+        <w:rPr>
+          <w:rFonts w:eastAsia="Arial" w:cs="Arial" w:ascii="Arial" w:hAnsi="Arial"/>
+          <w:color w:val="auto"/>
+          <w:spacing w:val="0"/>
+          <w:w w:val="100"/>
+          <w:sz w:val="20"/>
+          <w:szCs w:val="20"/>
+          <w:lang w:val="ro-RO"/>
+        </w:rPr>
+        <w:t xml:space="preserve">r.jobTitleRunOn}</w:t>
+      </w:r>
+      <w:r>
+        <w:rPr>
+          <w:rFonts w:eastAsia="Arial" w:cs="Arial" w:ascii="Arial" w:hAnsi="Arial"/>
+          <w:color w:val="auto"/>
+          <w:spacing w:val="0"/>
+          <w:w w:val="100"/>
+          <w:sz w:val="20"/>
+          <w:szCs w:val="20"/>
+          <w:lang w:val="ro-RO"/>
+        </w:rPr>
+        <w:t xml:space="preserve">} în cadrul {{cl</w:t>
       </w:r>
       <w:r>
         <w:rPr>
@@ -360,19 +360,19 @@
           <w:szCs w:val="20"/>
           <w:lang w:val="ro-RO"/>
         </w:rPr>
-        <w:t>ient.legalName}}</w:t>
-      </w:r>
-      <w:r>
-        <w:rPr>
-          <w:rFonts w:eastAsia="Arial" w:cs="Arial" w:ascii="Arial" w:hAnsi="Arial"/>
-          <w:color w:val="auto"/>
-          <w:spacing w:val="0"/>
-          <w:w w:val="100"/>
-          <w:sz w:val="20"/>
-          <w:szCs w:val="20"/>
-          <w:lang w:val="ro-RO"/>
-        </w:rPr>
-        <w:t>;</w:t>
+        <w:t xml:space="preserve">ient.legalName}}</w:t>
+      </w:r>
+      <w:r>
+        <w:rPr>
+          <w:rFonts w:eastAsia="Arial" w:cs="Arial" w:ascii="Arial" w:hAnsi="Arial"/>
+          <w:color w:val="auto"/>
+          <w:spacing w:val="0"/>
+          <w:w w:val="100"/>
+          <w:sz w:val="20"/>
+          <w:szCs w:val="20"/>
+          <w:lang w:val="ro-RO"/>
+        </w:rPr>
+        <w:t xml:space="preserve">;</w:t>
       </w:r>
     </w:p>
     <w:p>
@@ -534,7 +534,7 @@
           <w:szCs w:val="20"/>
           <w:lang w:val="ro-RO"/>
         </w:rPr>
-        <w:t>{{fireSafetyTechnician.name}}, cadru tehnic cu atribuții în domeniul apărării împotriva incendiilor, reprezentant al {{provider.legalName}} (după caz);</w:t>
+        <w:t xml:space="preserve">{{fireSafetyTechnician.name}}, cadru tehnic cu atribuții în domeniul apărării împotriva incendiilor, reprezentant al {{provider.legalName}} (după caz).</w:t>
       </w:r>
     </w:p>
     <w:p>
@@ -561,7 +561,7 @@
           <w:szCs w:val="20"/>
           <w:lang w:val="ro-RO"/>
         </w:rPr>
-        <w:t>Pentru aprobarea actelor de autoritate emise în cadrul {{cli</w:t>
+        <w:t xml:space="preserve">Pentru aprobarea actelor de autoritate emise în cadrul {{client.legalName}}, se numește {{client.representativeName}}, având funcția de {{fire.representativeRoleRunOn}}</w:t>
       </w:r>
       <w:r>
         <w:rPr>
@@ -574,43 +574,43 @@
           <w:szCs w:val="20"/>
           <w:lang w:val="ro-RO"/>
         </w:rPr>
-        <w:t>ent.legalName}},</w:t>
-      </w:r>
-      <w:r>
-        <w:rPr>
-          <w:rFonts w:eastAsia="Arial" w:cs="Arial" w:ascii="Arial" w:hAnsi="Arial"/>
-          <w:color w:val="auto"/>
-          <w:spacing w:val="0"/>
-          <w:w w:val="100"/>
-          <w:sz w:val="20"/>
-          <w:szCs w:val="20"/>
-          <w:lang w:val="ro-RO"/>
-        </w:rPr>
-        <w:t xml:space="preserve"> se numește {{fire.coordinator.name}}, având funcția de {{fir</w:t>
-      </w:r>
-      <w:r>
-        <w:rPr>
-          <w:rFonts w:eastAsia="Arial" w:cs="Arial" w:ascii="Arial" w:hAnsi="Arial"/>
-          <w:color w:val="auto"/>
-          <w:spacing w:val="0"/>
-          <w:w w:val="100"/>
-          <w:sz w:val="20"/>
-          <w:szCs w:val="20"/>
-          <w:lang w:val="ro-RO"/>
-        </w:rPr>
-        <w:t>e.coordinator.jo</w:t>
-      </w:r>
-      <w:r>
-        <w:rPr>
-          <w:rFonts w:eastAsia="Arial" w:cs="Arial" w:ascii="Arial" w:hAnsi="Arial"/>
-          <w:color w:val="auto"/>
-          <w:spacing w:val="0"/>
-          <w:w w:val="100"/>
-          <w:sz w:val="20"/>
-          <w:szCs w:val="20"/>
-          <w:lang w:val="ro-RO"/>
-        </w:rPr>
-        <w:t>bTitleRunOn}} în</w:t>
+        <w:t xml:space="preserve"/>
+      </w:r>
+      <w:r>
+        <w:rPr>
+          <w:rFonts w:eastAsia="Arial" w:cs="Arial" w:ascii="Arial" w:hAnsi="Arial"/>
+          <w:color w:val="auto"/>
+          <w:spacing w:val="0"/>
+          <w:w w:val="100"/>
+          <w:sz w:val="20"/>
+          <w:szCs w:val="20"/>
+          <w:lang w:val="ro-RO"/>
+        </w:rPr>
+        <w:t xml:space="preserve"/>
+      </w:r>
+      <w:r>
+        <w:rPr>
+          <w:rFonts w:eastAsia="Arial" w:cs="Arial" w:ascii="Arial" w:hAnsi="Arial"/>
+          <w:color w:val="auto"/>
+          <w:spacing w:val="0"/>
+          <w:w w:val="100"/>
+          <w:sz w:val="20"/>
+          <w:szCs w:val="20"/>
+          <w:lang w:val="ro-RO"/>
+        </w:rPr>
+        <w:t xml:space="preserve"/>
+      </w:r>
+      <w:r>
+        <w:rPr>
+          <w:rFonts w:eastAsia="Arial" w:cs="Arial" w:ascii="Arial" w:hAnsi="Arial"/>
+          <w:color w:val="auto"/>
+          <w:spacing w:val="0"/>
+          <w:w w:val="100"/>
+          <w:sz w:val="20"/>
+          <w:szCs w:val="20"/>
+          <w:lang w:val="ro-RO"/>
+        </w:rPr>
+        <w:t xml:space="preserve"> în</w:t>
       </w:r>
       <w:r>
         <w:rPr>
@@ -635,7 +635,7 @@
           <w:szCs w:val="20"/>
           <w:lang w:val="ro-RO"/>
         </w:rPr>
-        <w:t>.legalName}};</w:t>
+        <w:t xml:space="preserve">.legalName}};</w:t>
       </w:r>
     </w:p>
     <w:p>
@@ -763,7 +763,7 @@
           <w:szCs w:val="20"/>
           <w:lang w:val="ro-RO"/>
         </w:rPr>
-        <w:t>Pentru organizarea apărării împotriva incendiilor la locurile de muncă din cadrul {{cl</w:t>
+        <w:t xml:space="preserve">Pentru organizarea apărării împotriva incendiilor la locurile de muncă din cadrul {{cl</w:t>
       </w:r>
       <w:r>
         <w:rPr>
@@ -776,43 +776,43 @@
           <w:szCs w:val="20"/>
           <w:lang w:val="ro-RO"/>
         </w:rPr>
-        <w:t>ient.legalName}}</w:t>
-      </w:r>
-      <w:r>
-        <w:rPr>
-          <w:rFonts w:eastAsia="Arial" w:cs="Arial" w:ascii="Arial" w:hAnsi="Arial"/>
-          <w:color w:val="auto"/>
-          <w:spacing w:val="0"/>
-          <w:w w:val="100"/>
-          <w:sz w:val="20"/>
-          <w:szCs w:val="20"/>
-          <w:lang w:val="ro-RO"/>
-        </w:rPr>
-        <w:t>, conform OMAI 163/2007 – art. 23, se desemnează ca șef al locului de muncă: {{#fire.workplaceManagers}}{{name}</w:t>
-      </w:r>
-      <w:r>
-        <w:rPr>
-          <w:rFonts w:eastAsia="Arial" w:cs="Arial" w:ascii="Arial" w:hAnsi="Arial"/>
-          <w:color w:val="auto"/>
-          <w:spacing w:val="0"/>
-          <w:w w:val="100"/>
-          <w:sz w:val="20"/>
-          <w:szCs w:val="20"/>
-          <w:lang w:val="ro-RO"/>
-        </w:rPr>
-        <w:t>}, având funcți</w:t>
-      </w:r>
-      <w:r>
-        <w:rPr>
-          <w:rFonts w:eastAsia="Arial" w:cs="Arial" w:ascii="Arial" w:hAnsi="Arial"/>
-          <w:color w:val="auto"/>
-          <w:spacing w:val="0"/>
-          <w:w w:val="100"/>
-          <w:sz w:val="20"/>
-          <w:szCs w:val="20"/>
-          <w:lang w:val="ro-RO"/>
-        </w:rPr>
-        <w:t>a de {{jobTitleR</w:t>
+        <w:t xml:space="preserve">ient.legalName}}</w:t>
+      </w:r>
+      <w:r>
+        <w:rPr>
+          <w:rFonts w:eastAsia="Arial" w:cs="Arial" w:ascii="Arial" w:hAnsi="Arial"/>
+          <w:color w:val="auto"/>
+          <w:spacing w:val="0"/>
+          <w:w w:val="100"/>
+          <w:sz w:val="20"/>
+          <w:szCs w:val="20"/>
+          <w:lang w:val="ro-RO"/>
+        </w:rPr>
+        <w:t xml:space="preserve">, conform OMAI 163/2007 – art. 23, se desemnează ca {{#fire.manyWorkplaceManagers}}conducători ai locurilor de muncă{{/fire.manyWorkplaceManagers}}{{^fire.manyWorkplaceManagers}}conducător al locului de muncă{{/fire.manyWorkplaceManagers}}: {{#fire.workplaceManagers}}{{name}</w:t>
+      </w:r>
+      <w:r>
+        <w:rPr>
+          <w:rFonts w:eastAsia="Arial" w:cs="Arial" w:ascii="Arial" w:hAnsi="Arial"/>
+          <w:color w:val="auto"/>
+          <w:spacing w:val="0"/>
+          <w:w w:val="100"/>
+          <w:sz w:val="20"/>
+          <w:szCs w:val="20"/>
+          <w:lang w:val="ro-RO"/>
+        </w:rPr>
+        <w:t xml:space="preserve">}, având funcți</w:t>
+      </w:r>
+      <w:r>
+        <w:rPr>
+          <w:rFonts w:eastAsia="Arial" w:cs="Arial" w:ascii="Arial" w:hAnsi="Arial"/>
+          <w:color w:val="auto"/>
+          <w:spacing w:val="0"/>
+          <w:w w:val="100"/>
+          <w:sz w:val="20"/>
+          <w:szCs w:val="20"/>
+          <w:lang w:val="ro-RO"/>
+        </w:rPr>
+        <w:t xml:space="preserve">a de {{jobTitleR</w:t>
       </w:r>
       <w:r>
         <w:rPr>
@@ -825,19 +825,19 @@
           <w:szCs w:val="20"/>
           <w:lang w:val="ro-RO"/>
         </w:rPr>
-        <w:t>unOn}}, pentru {</w:t>
-      </w:r>
-      <w:r>
-        <w:rPr>
-          <w:rFonts w:eastAsia="Arial" w:cs="Arial" w:ascii="Arial" w:hAnsi="Arial"/>
-          <w:color w:val="auto"/>
-          <w:spacing w:val="0"/>
-          <w:w w:val="100"/>
-          <w:sz w:val="20"/>
-          <w:szCs w:val="20"/>
-          <w:lang w:val="ro-RO"/>
-        </w:rPr>
-        <w:t>{#workplaceName}}{{workplaceName}}{{/workplaceName}}{{^workplaceName}}fiecare loc de muncă{{/workplaceName}}; {{/fire.workplaceManagers}}</w:t>
+        <w:t xml:space="preserve">unOn}}, pentru {</w:t>
+      </w:r>
+      <w:r>
+        <w:rPr>
+          <w:rFonts w:eastAsia="Arial" w:cs="Arial" w:ascii="Arial" w:hAnsi="Arial"/>
+          <w:color w:val="auto"/>
+          <w:spacing w:val="0"/>
+          <w:w w:val="100"/>
+          <w:sz w:val="20"/>
+          <w:szCs w:val="20"/>
+          <w:lang w:val="ro-RO"/>
+        </w:rPr>
+        <w:t xml:space="preserve">{#workplaceName}}{{workplaceName}}{{/workplaceName}}{{^workplaceName}}fiecare loc de muncă{{/workplaceName}}; {{/fire.workplaceManagers}}</w:t>
       </w:r>
     </w:p>
     <w:p>
@@ -865,7 +865,7 @@
           <w:szCs w:val="20"/>
           <w:lang w:val="ro-RO"/>
         </w:rPr>
-        <w:t>Pentru planificarea și executarea controalelor proprii din cadrul {{c</w:t>
+        <w:t xml:space="preserve">Pentru planificarea și executarea controalelor proprii din cadrul {{c</w:t>
       </w:r>
       <w:r>
         <w:rPr>
@@ -878,19 +878,19 @@
           <w:szCs w:val="20"/>
           <w:lang w:val="ro-RO"/>
         </w:rPr>
-        <w:t>lient.legalName}</w:t>
-      </w:r>
-      <w:r>
-        <w:rPr>
-          <w:rFonts w:eastAsia="Arial" w:cs="Arial" w:ascii="Arial" w:hAnsi="Arial"/>
-          <w:color w:val="auto"/>
-          <w:spacing w:val="0"/>
-          <w:w w:val="100"/>
-          <w:sz w:val="20"/>
-          <w:szCs w:val="20"/>
-          <w:lang w:val="ro-RO"/>
-        </w:rPr>
-        <w:t>}, conform OMAI 163/2007 – art. 149–151, se desemnează:</w:t>
+        <w:t xml:space="preserve">lient.legalName}</w:t>
+      </w:r>
+      <w:r>
+        <w:rPr>
+          <w:rFonts w:eastAsia="Arial" w:cs="Arial" w:ascii="Arial" w:hAnsi="Arial"/>
+          <w:color w:val="auto"/>
+          <w:spacing w:val="0"/>
+          <w:w w:val="100"/>
+          <w:sz w:val="20"/>
+          <w:szCs w:val="20"/>
+          <w:lang w:val="ro-RO"/>
+        </w:rPr>
+        <w:t xml:space="preserve">}, conform OMAI 163/2007 – art. 149–150, se desemnează:</w:t>
       </w:r>
     </w:p>
     <w:p>
@@ -999,7 +999,7 @@
           <w:szCs w:val="20"/>
           <w:lang w:val="ro-RO"/>
         </w:rPr>
-        <w:t>{{fireSafetyTechnician.name}}, cadru tehnic cu atribuții în domeniul apărării împotriva incendiilor, reprezentant al {{provider.legalName}} (după caz);</w:t>
+        <w:t xml:space="preserve">{{fireSafetyTechnician.name}}, cadru tehnic cu atribuții în domeniul apărării împotriva incendiilor, reprezentant al {{provider.legalName}} (după caz).</w:t>
       </w:r>
     </w:p>
     <w:p>
@@ -1161,7 +1161,7 @@
           <w:szCs w:val="20"/>
           <w:lang w:val="ro-RO"/>
         </w:rPr>
-        <w:t>{{fireSafetyTechnician.name}}, cadru tehnic cu atribuții în domeniul apărării împotriva incendiilor, reprezentant al {{provider.legalName}} (după caz);</w:t>
+        <w:t xml:space="preserve">{{fireSafetyTechnician.name}}, cadru tehnic cu atribuții în domeniul apărării împotriva incendiilor, reprezentant al {{provider.legalName}} (după caz).</w:t>
       </w:r>
     </w:p>
     <w:p>
@@ -1348,7 +1348,7 @@
           <w:szCs w:val="20"/>
           <w:lang w:val="ro-RO"/>
         </w:rPr>
-        <w:t>{{fireSafetyTechnician.name}}, cadru tehnic cu atribuții în domeniul apărării împotriva incendiilor, reprezentant al {{provider.legalName}} (după caz);</w:t>
+        <w:t xml:space="preserve">{{fireSafetyTechnician.name}}, cadru tehnic cu atribuții în domeniul apărării împotriva incendiilor, reprezentant al {{provider.legalName}} (după caz).</w:t>
       </w:r>
     </w:p>
     <w:p>
@@ -1510,7 +1510,7 @@
           <w:szCs w:val="20"/>
           <w:lang w:val="ro-RO"/>
         </w:rPr>
-        <w:t>{{fireSafetyTechnician.name}}, cadru tehnic cu atribuții în domeniul apărării împotriva incendiilor, reprezentant al {{provider.legalName}} (după caz);</w:t>
+        <w:t xml:space="preserve">{{fireSafetyTechnician.name}}, cadru tehnic cu atribuții în domeniul apărării împotriva incendiilor, reprezentant al {{provider.legalName}} (după caz).</w:t>
       </w:r>
     </w:p>
     <w:p>
@@ -1672,7 +1672,7 @@
           <w:szCs w:val="20"/>
           <w:lang w:val="ro-RO"/>
         </w:rPr>
-        <w:t>{{fireSafetyTechnician.name}}, cadru tehnic cu atribuții în domeniul apărării împotriva incendiilor, reprezentant al {{provider.legalName}} (după caz);</w:t>
+        <w:t xml:space="preserve">{{fireSafetyTechnician.name}}, cadru tehnic cu atribuții în domeniul apărării împotriva incendiilor, reprezentant al {{provider.legalName}} (după caz).</w:t>
       </w:r>
     </w:p>
     <w:p>
@@ -1755,7 +1755,7 @@
           <w:szCs w:val="20"/>
           <w:lang w:val="ro-RO"/>
         </w:rPr>
-        <w:t>{{fire.coordinator.name}},</w:t>
+        <w:t xml:space="preserve">{{fire.coordinator.name}},</w:t>
       </w:r>
       <w:r>
         <w:rPr>
@@ -1779,7 +1779,7 @@
           <w:szCs w:val="20"/>
           <w:lang w:val="ro-RO"/>
         </w:rPr>
-        <w:t>e {{fire.coordin</w:t>
+        <w:t xml:space="preserve">e {{fire.coordin</w:t>
       </w:r>
       <w:r>
         <w:rPr>
@@ -1792,19 +1792,19 @@
           <w:szCs w:val="20"/>
           <w:lang w:val="ro-RO"/>
         </w:rPr>
-        <w:t>ator.jobTitleRun</w:t>
-      </w:r>
-      <w:r>
-        <w:rPr>
-          <w:rFonts w:eastAsia="Arial" w:cs="Arial" w:ascii="Arial" w:hAnsi="Arial"/>
-          <w:color w:val="auto"/>
-          <w:spacing w:val="0"/>
-          <w:w w:val="100"/>
-          <w:sz w:val="20"/>
-          <w:szCs w:val="20"/>
-          <w:lang w:val="ro-RO"/>
-        </w:rPr>
-        <w:t>On}} în cadrul {{client.legalName}};</w:t>
+        <w:t xml:space="preserve">ator.jobTitleRun</w:t>
+      </w:r>
+      <w:r>
+        <w:rPr>
+          <w:rFonts w:eastAsia="Arial" w:cs="Arial" w:ascii="Arial" w:hAnsi="Arial"/>
+          <w:color w:val="auto"/>
+          <w:spacing w:val="0"/>
+          <w:w w:val="100"/>
+          <w:sz w:val="20"/>
+          <w:szCs w:val="20"/>
+          <w:lang w:val="ro-RO"/>
+        </w:rPr>
+        <w:t xml:space="preserve">On}} în cadrul {{client.legalName}}.</w:t>
       </w:r>
     </w:p>
     <w:p>
@@ -1887,7 +1887,7 @@
           <w:szCs w:val="20"/>
           <w:lang w:val="ro-RO"/>
         </w:rPr>
-        <w:t>{{fire.coordinator.name}},</w:t>
+        <w:t xml:space="preserve">{{fire.coordinator.name}},</w:t>
       </w:r>
       <w:r>
         <w:rPr>
@@ -1911,7 +1911,7 @@
           <w:szCs w:val="20"/>
           <w:lang w:val="ro-RO"/>
         </w:rPr>
-        <w:t>e {{fire.coordin</w:t>
+        <w:t xml:space="preserve">e {{fire.coordin</w:t>
       </w:r>
       <w:r>
         <w:rPr>
@@ -1924,19 +1924,19 @@
           <w:szCs w:val="20"/>
           <w:lang w:val="ro-RO"/>
         </w:rPr>
-        <w:t>ator.jobTitleRun</w:t>
-      </w:r>
-      <w:r>
-        <w:rPr>
-          <w:rFonts w:eastAsia="Arial" w:cs="Arial" w:ascii="Arial" w:hAnsi="Arial"/>
-          <w:color w:val="auto"/>
-          <w:spacing w:val="0"/>
-          <w:w w:val="100"/>
-          <w:sz w:val="20"/>
-          <w:szCs w:val="20"/>
-          <w:lang w:val="ro-RO"/>
-        </w:rPr>
-        <w:t>On}} în cadrul {{client.legalName}};</w:t>
+        <w:t xml:space="preserve">ator.jobTitleRun</w:t>
+      </w:r>
+      <w:r>
+        <w:rPr>
+          <w:rFonts w:eastAsia="Arial" w:cs="Arial" w:ascii="Arial" w:hAnsi="Arial"/>
+          <w:color w:val="auto"/>
+          <w:spacing w:val="0"/>
+          <w:w w:val="100"/>
+          <w:sz w:val="20"/>
+          <w:szCs w:val="20"/>
+          <w:lang w:val="ro-RO"/>
+        </w:rPr>
+        <w:t xml:space="preserve">On}} în cadrul {{client.legalName}}.</w:t>
       </w:r>
     </w:p>
     <w:p>
@@ -2098,7 +2098,7 @@
           <w:szCs w:val="20"/>
           <w:lang w:val="ro-RO"/>
         </w:rPr>
-        <w:t>{{fireSafetyTechnician.name}}, cadru tehnic cu atribuții în domeniul apărării împotriva incendiilor, reprezentant al {{provider.legalName}} (după caz);</w:t>
+        <w:t xml:space="preserve">{{fireSafetyTechnician.name}}, cadru tehnic cu atribuții în domeniul apărării împotriva incendiilor, reprezentant al {{provider.legalName}} (după caz).</w:t>
       </w:r>
     </w:p>
     <w:p>
@@ -2361,7 +2361,7 @@
           <w:szCs w:val="20"/>
           <w:lang w:val="ro-RO"/>
         </w:rPr>
-        <w:t>{{fireSafetyTechnician.name}}, cadru tehnic cu atribuții în domeniul apărării împotriva incendiilor, reprezentant al {{provider.legalName}} (după caz);</w:t>
+        <w:t xml:space="preserve">{{fireSafetyTechnician.name}}, cadru tehnic cu atribuții în domeniul apărării împotriva incendiilor, reprezentant al {{provider.legalName}} (după caz).</w:t>
       </w:r>
     </w:p>
     <w:p>
@@ -2523,7 +2523,7 @@
           <w:szCs w:val="20"/>
           <w:lang w:val="ro-RO"/>
         </w:rPr>
-        <w:t>{{fireSafetyTechnician.name}}, cadru tehnic cu atribuții în domeniul apărării împotriva incendiilor, reprezentant al {{provider.legalName}};</w:t>
+        <w:t xml:space="preserve">{{fireSafetyTechnician.name}}, cadru tehnic cu atribuții în domeniul apărării împotriva incendiilor, reprezentant al {{provider.legalName}} (după caz).</w:t>
       </w:r>
     </w:p>
     <w:p>
@@ -2685,7 +2685,7 @@
           <w:szCs w:val="20"/>
           <w:lang w:val="ro-RO"/>
         </w:rPr>
-        <w:t>Personalul aflat la program – acționează cu stingătoarele;</w:t>
+        <w:t xml:space="preserve">personalul aflat la program – acționează cu stingătoarele;</w:t>
       </w:r>
     </w:p>
     <w:p>
@@ -2715,7 +2715,7 @@
           <w:szCs w:val="20"/>
           <w:lang w:val="ro-RO"/>
         </w:rPr>
-        <w:t>Personalul aflat la program – evacuează persoanele;</w:t>
+        <w:t xml:space="preserve">personalul aflat la program – evacuează persoanele;</w:t>
       </w:r>
     </w:p>
     <w:p>
@@ -2745,7 +2745,7 @@
           <w:szCs w:val="20"/>
           <w:lang w:val="ro-RO"/>
         </w:rPr>
-        <w:t>Personalul aflat la program – evacuează bunurile materiale;</w:t>
+        <w:t xml:space="preserve">personalul aflat la program – evacuează bunurile materiale;</w:t>
       </w:r>
     </w:p>
     <w:p>
@@ -2887,7 +2887,7 @@
           <w:szCs w:val="20"/>
           <w:lang w:val="ro-RO"/>
         </w:rPr>
-        <w:t>Prezenta decizie internă a {{cli</w:t>
+        <w:t xml:space="preserve">Prezenta decizie a {{cli</w:t>
       </w:r>
       <w:r>
         <w:rPr>
@@ -2912,7 +2912,7 @@
           <w:szCs w:val="20"/>
           <w:lang w:val="ro-RO"/>
         </w:rPr>
-        <w:t>se aduce la cunoștința persoanelor nominalizate în aceasta.</w:t>
+        <w:t xml:space="preserve">se aduce la cunoștința persoanelor nominalizate în aceasta.</w:t>
       </w:r>
     </w:p>
     <w:p>
@@ -3619,6 +3619,201 @@
           <w:p>
             <w:pPr>
               <w:pStyle w:val="Normal"/>
+              <w:keepNext w:val="true"/>
+              <w:widowControl/>
+              <w:numPr>
+                <w:ilvl w:val="0"/>
+                <w:numId w:val="4"/>
+              </w:numPr>
+              <w:snapToGrid w:val="false"/>
+              <w:spacing w:before="0" w:after="0"/>
+              <w:ind w:hanging="360" w:left="360" w:right="-108"/>
+              <w:jc w:val="center"/>
+              <w:rPr>
+                <w:rFonts w:ascii="Arial" w:hAnsi="Arial" w:cs="Arial"/>
+                <w:b/>
+                <w:sz w:val="20"/>
+                <w:szCs w:val="20"/>
+              </w:rPr>
+            </w:pPr>
+            <w:r>
+              <w:rPr>
+                <w:rFonts w:eastAsia="Arial" w:cs="Arial" w:ascii="Arial" w:hAnsi="Arial"/>
+                <w:b/>
+                <w:color w:val="auto"/>
+                <w:spacing w:val="0"/>
+                <w:w w:val="100"/>
+                <w:sz w:val="20"/>
+                <w:szCs w:val="20"/>
+                <w:lang w:val="ro-RO"/>
+              </w:rPr>
+            </w:r>
+          </w:p>
+        </w:tc>
+        <w:tc>
+          <w:tcPr>
+            <w:tcW w:w="3458" w:type="dxa"/>
+            <w:tcBorders>
+              <w:top w:val="single" w:sz="4" w:space="0" w:color="000000"/>
+              <w:left w:val="single" w:sz="4" w:space="0" w:color="000000"/>
+              <w:bottom w:val="single" w:sz="4" w:space="0" w:color="000000"/>
+              <w:right w:val="single" w:sz="4" w:space="0" w:color="000000"/>
+            </w:tcBorders>
+            <w:vAlign w:val="center"/>
+          </w:tcPr>
+          <w:p>
+            <w:pPr>
+              <w:pStyle w:val="Normal"/>
+              <w:widowControl/>
+              <w:snapToGrid w:val="false"/>
+              <w:spacing w:before="0" w:after="0"/>
+              <w:rPr>
+                <w:rFonts w:ascii="Arial" w:hAnsi="Arial" w:cs="Arial"/>
+                <w:sz w:val="20"/>
+                <w:szCs w:val="20"/>
+              </w:rPr>
+            </w:pPr>
+            <w:r>
+              <w:rPr>
+                <w:rFonts w:eastAsia="Arial" w:cs="Arial" w:ascii="Arial" w:hAnsi="Arial"/>
+                <w:color w:val="auto"/>
+                <w:spacing w:val="0"/>
+                <w:w w:val="100"/>
+                <w:sz w:val="20"/>
+                <w:szCs w:val="20"/>
+                <w:lang w:val="ro-RO"/>
+              </w:rPr>
+            </w:r>
+          </w:p>
+        </w:tc>
+        <w:tc>
+          <w:tcPr>
+            <w:tcW w:w="2076" w:type="dxa"/>
+            <w:tcBorders>
+              <w:top w:val="single" w:sz="4" w:space="0" w:color="000000"/>
+              <w:left w:val="single" w:sz="4" w:space="0" w:color="000000"/>
+              <w:bottom w:val="single" w:sz="4" w:space="0" w:color="000000"/>
+              <w:right w:val="single" w:sz="4" w:space="0" w:color="000000"/>
+            </w:tcBorders>
+            <w:vAlign w:val="center"/>
+          </w:tcPr>
+          <w:p>
+            <w:pPr>
+              <w:pStyle w:val="Normal"/>
+              <w:widowControl/>
+              <w:snapToGrid w:val="false"/>
+              <w:spacing w:before="0" w:after="0"/>
+              <w:jc w:val="center"/>
+              <w:rPr>
+                <w:rFonts w:ascii="Arial" w:hAnsi="Arial" w:cs="Arial"/>
+                <w:sz w:val="20"/>
+                <w:szCs w:val="20"/>
+              </w:rPr>
+            </w:pPr>
+            <w:r>
+              <w:rPr>
+                <w:rFonts w:eastAsia="Arial" w:cs="Arial" w:ascii="Arial" w:hAnsi="Arial"/>
+                <w:color w:val="auto"/>
+                <w:spacing w:val="0"/>
+                <w:w w:val="100"/>
+                <w:sz w:val="20"/>
+                <w:szCs w:val="20"/>
+                <w:lang w:val="ro-RO"/>
+              </w:rPr>
+            </w:r>
+          </w:p>
+        </w:tc>
+        <w:tc>
+          <w:tcPr>
+            <w:tcW w:w="1297" w:type="dxa"/>
+            <w:tcBorders>
+              <w:top w:val="single" w:sz="4" w:space="0" w:color="000000"/>
+              <w:left w:val="single" w:sz="4" w:space="0" w:color="000000"/>
+              <w:bottom w:val="single" w:sz="4" w:space="0" w:color="000000"/>
+              <w:right w:val="single" w:sz="4" w:space="0" w:color="000000"/>
+            </w:tcBorders>
+            <w:vAlign w:val="center"/>
+          </w:tcPr>
+          <w:p>
+            <w:pPr>
+              <w:pStyle w:val="Normal"/>
+              <w:widowControl/>
+              <w:snapToGrid w:val="false"/>
+              <w:spacing w:before="0" w:after="0"/>
+              <w:jc w:val="center"/>
+              <w:rPr>
+                <w:rFonts w:ascii="Arial" w:hAnsi="Arial" w:cs="Arial"/>
+                <w:sz w:val="20"/>
+                <w:szCs w:val="20"/>
+              </w:rPr>
+            </w:pPr>
+            <w:r>
+              <w:rPr>
+                <w:rFonts w:eastAsia="Arial" w:cs="Arial" w:ascii="Arial" w:hAnsi="Arial"/>
+                <w:color w:val="auto"/>
+                <w:spacing w:val="0"/>
+                <w:w w:val="100"/>
+                <w:sz w:val="20"/>
+                <w:szCs w:val="20"/>
+                <w:lang w:val="ro-RO"/>
+              </w:rPr>
+            </w:r>
+          </w:p>
+        </w:tc>
+        <w:tc>
+          <w:tcPr>
+            <w:tcW w:w="1903" w:type="dxa"/>
+            <w:tcBorders>
+              <w:top w:val="single" w:sz="4" w:space="0" w:color="000000"/>
+              <w:left w:val="single" w:sz="4" w:space="0" w:color="000000"/>
+              <w:bottom w:val="single" w:sz="4" w:space="0" w:color="000000"/>
+              <w:right w:val="single" w:sz="4" w:space="0" w:color="000000"/>
+            </w:tcBorders>
+          </w:tcPr>
+          <w:p>
+            <w:pPr>
+              <w:pStyle w:val="Normal"/>
+              <w:widowControl/>
+              <w:snapToGrid w:val="false"/>
+              <w:spacing w:before="0" w:after="0"/>
+              <w:rPr>
+                <w:rFonts w:ascii="Arial" w:hAnsi="Arial" w:cs="Arial"/>
+                <w:sz w:val="20"/>
+                <w:szCs w:val="20"/>
+              </w:rPr>
+            </w:pPr>
+            <w:r>
+              <w:rPr>
+                <w:rFonts w:eastAsia="Arial" w:cs="Arial" w:ascii="Arial" w:hAnsi="Arial"/>
+                <w:color w:val="auto"/>
+                <w:spacing w:val="0"/>
+                <w:w w:val="100"/>
+                <w:sz w:val="20"/>
+                <w:szCs w:val="20"/>
+                <w:lang w:val="ro-RO"/>
+              </w:rPr>
+            </w:r>
+          </w:p>
+        </w:tc>
+      </w:tr>
+      <w:tr>
+        <w:trPr>
+          <w:trHeight w:val="290" w:hRule="atLeast"/>
+        </w:trPr>
+        <w:tc>
+          <w:tcPr>
+            <w:tcW w:w="621" w:type="dxa"/>
+            <w:tcBorders>
+              <w:top w:val="single" w:sz="4" w:space="0" w:color="000000"/>
+              <w:left w:val="single" w:sz="4" w:space="0" w:color="000000"/>
+              <w:bottom w:val="single" w:sz="4" w:space="0" w:color="000000"/>
+              <w:right w:val="single" w:sz="4" w:space="0" w:color="000000"/>
+            </w:tcBorders>
+            <w:vAlign w:val="center"/>
+          </w:tcPr>
+          <w:p>
+            <w:pPr>
+              <w:pStyle w:val="Normal"/>
               <w:widowControl/>
               <w:numPr>
                 <w:ilvl w:val="0"/>

--- a/packages/document-engine/templates/fire/1.1_fire_decision_organization.docx
+++ b/packages/document-engine/templates/fire/1.1_fire_decision_organization.docx
@@ -138,7 +138,7 @@
           <w:szCs w:val="20"/>
           <w:lang w:val="ro-RO"/>
         </w:rPr>
-        <w:t>2006 – art. 19 lit. a) și ale OMAI 163/2007 – art. 17 lit. a), {{client.representativeName}}, în calitate de {{fire.representativeRoleRunOn}} în cadrul {{client.lega</w:t>
+        <w:t>2006 – art. 19 alin. (1) lit. a) și ale OMAI 163/2007 – art. 17 lit. a), {{client.representativeName}}, în calitate de {{fire.representativeRoleRunOn}} în cadrul {{client.lega</w:t>
       </w:r>
       <w:r>
         <w:rPr>
